--- a/3_SISTEMA/ECU_C4_Verificar_Repuesto.docx
+++ b/3_SISTEMA/ECU_C4_Verificar_Repuesto.docx
@@ -23,19 +23,8 @@
           <w:szCs w:val="24"/>
           <w:lang w:val="es-ES"/>
         </w:rPr>
-        <w:t xml:space="preserve">Sistema </w:t>
+        <w:t>Sistema AeroTravel</w:t>
       </w:r>
-      <w:proofErr w:type="spellStart"/>
-      <w:r>
-        <w:rPr>
-          <w:rFonts w:cs="Arial"/>
-          <w:sz w:val="24"/>
-          <w:szCs w:val="24"/>
-          <w:lang w:val="es-ES"/>
-        </w:rPr>
-        <w:t>AeroTravel</w:t>
-      </w:r>
-      <w:proofErr w:type="spellEnd"/>
     </w:p>
     <w:p>
       <w:pPr>
@@ -603,7 +592,6 @@
                 <w:lang w:val="es-ES"/>
               </w:rPr>
             </w:pPr>
-            <w:proofErr w:type="spellStart"/>
             <w:r>
               <w:rPr>
                 <w:rFonts w:ascii="Arial" w:hAnsi="Arial" w:cs="Arial"/>
@@ -611,17 +599,7 @@
                 <w:szCs w:val="24"/>
                 <w:lang w:val="es-ES"/>
               </w:rPr>
-              <w:t>Angel</w:t>
-            </w:r>
-            <w:proofErr w:type="spellEnd"/>
-            <w:r>
-              <w:rPr>
-                <w:rFonts w:ascii="Arial" w:hAnsi="Arial" w:cs="Arial"/>
-                <w:sz w:val="24"/>
-                <w:szCs w:val="24"/>
-                <w:lang w:val="es-ES"/>
-              </w:rPr>
-              <w:t xml:space="preserve"> Daniel Pintado Nizama</w:t>
+              <w:t>Angel Daniel Pintado Nizama</w:t>
             </w:r>
           </w:p>
           <w:p>
@@ -879,18 +857,8 @@
           <w:sz w:val="24"/>
           <w:szCs w:val="24"/>
         </w:rPr>
-        <w:t xml:space="preserve">1. </w:t>
+        <w:t>1. Descripción</w:t>
       </w:r>
-      <w:proofErr w:type="spellStart"/>
-      <w:r>
-        <w:rPr>
-          <w:rFonts w:cs="Arial"/>
-          <w:sz w:val="24"/>
-          <w:szCs w:val="24"/>
-        </w:rPr>
-        <w:t>Descripción</w:t>
-      </w:r>
-      <w:proofErr w:type="spellEnd"/>
     </w:p>
     <w:p>
       <w:pPr>
@@ -899,98 +867,24 @@
           <w:rFonts w:ascii="Arial" w:hAnsi="Arial" w:cs="Arial"/>
         </w:rPr>
       </w:pPr>
-      <w:proofErr w:type="spellStart"/>
       <w:r>
         <w:rPr>
           <w:rFonts w:ascii="Arial" w:hAnsi="Arial" w:cs="Arial"/>
         </w:rPr>
-        <w:t>Permite</w:t>
+        <w:t xml:space="preserve">Permite </w:t>
       </w:r>
-      <w:proofErr w:type="spellEnd"/>
       <w:r>
         <w:rPr>
           <w:rFonts w:ascii="Arial" w:hAnsi="Arial" w:cs="Arial"/>
         </w:rPr>
-        <w:t xml:space="preserve"> </w:t>
+        <w:t xml:space="preserve">actualizar a </w:t>
       </w:r>
-      <w:proofErr w:type="spellStart"/>
       <w:r>
         <w:rPr>
           <w:rFonts w:ascii="Arial" w:hAnsi="Arial" w:cs="Arial"/>
         </w:rPr>
-        <w:t>actualizar</w:t>
+        <w:t>los repuestos usados en las reparaciones</w:t>
       </w:r>
-      <w:proofErr w:type="spellEnd"/>
-      <w:r>
-        <w:rPr>
-          <w:rFonts w:ascii="Arial" w:hAnsi="Arial" w:cs="Arial"/>
-        </w:rPr>
-        <w:t xml:space="preserve"> a </w:t>
-      </w:r>
-      <w:proofErr w:type="spellStart"/>
-      <w:r>
-        <w:rPr>
-          <w:rFonts w:ascii="Arial" w:hAnsi="Arial" w:cs="Arial"/>
-        </w:rPr>
-        <w:t>los</w:t>
-      </w:r>
-      <w:proofErr w:type="spellEnd"/>
-      <w:r>
-        <w:rPr>
-          <w:rFonts w:ascii="Arial" w:hAnsi="Arial" w:cs="Arial"/>
-        </w:rPr>
-        <w:t xml:space="preserve"> </w:t>
-      </w:r>
-      <w:proofErr w:type="spellStart"/>
-      <w:r>
-        <w:rPr>
-          <w:rFonts w:ascii="Arial" w:hAnsi="Arial" w:cs="Arial"/>
-        </w:rPr>
-        <w:t>repuestos</w:t>
-      </w:r>
-      <w:proofErr w:type="spellEnd"/>
-      <w:r>
-        <w:rPr>
-          <w:rFonts w:ascii="Arial" w:hAnsi="Arial" w:cs="Arial"/>
-        </w:rPr>
-        <w:t xml:space="preserve"> </w:t>
-      </w:r>
-      <w:proofErr w:type="spellStart"/>
-      <w:r>
-        <w:rPr>
-          <w:rFonts w:ascii="Arial" w:hAnsi="Arial" w:cs="Arial"/>
-        </w:rPr>
-        <w:t>usados</w:t>
-      </w:r>
-      <w:proofErr w:type="spellEnd"/>
-      <w:r>
-        <w:rPr>
-          <w:rFonts w:ascii="Arial" w:hAnsi="Arial" w:cs="Arial"/>
-        </w:rPr>
-        <w:t xml:space="preserve"> </w:t>
-      </w:r>
-      <w:proofErr w:type="spellStart"/>
-      <w:r>
-        <w:rPr>
-          <w:rFonts w:ascii="Arial" w:hAnsi="Arial" w:cs="Arial"/>
-        </w:rPr>
-        <w:t>en</w:t>
-      </w:r>
-      <w:proofErr w:type="spellEnd"/>
-      <w:r>
-        <w:rPr>
-          <w:rFonts w:ascii="Arial" w:hAnsi="Arial" w:cs="Arial"/>
-        </w:rPr>
-        <w:t xml:space="preserve"> las </w:t>
-      </w:r>
-      <w:proofErr w:type="spellStart"/>
-      <w:r>
-        <w:rPr>
-          <w:rFonts w:ascii="Arial" w:hAnsi="Arial" w:cs="Arial"/>
-        </w:rPr>
-        <w:t>reparaciones</w:t>
-      </w:r>
-      <w:proofErr w:type="spellEnd"/>
       <w:r>
         <w:rPr>
           <w:rFonts w:ascii="Arial" w:hAnsi="Arial" w:cs="Arial"/>
@@ -1030,23 +924,13 @@
           <w:szCs w:val="24"/>
         </w:rPr>
       </w:pPr>
-      <w:proofErr w:type="spellStart"/>
       <w:r>
         <w:rPr>
           <w:rFonts w:ascii="Arial" w:hAnsi="Arial" w:cs="Arial"/>
           <w:sz w:val="24"/>
           <w:szCs w:val="24"/>
         </w:rPr>
-        <w:t>Encargado</w:t>
-      </w:r>
-      <w:proofErr w:type="spellEnd"/>
-      <w:r>
-        <w:rPr>
-          <w:rFonts w:ascii="Arial" w:hAnsi="Arial" w:cs="Arial"/>
-          <w:sz w:val="24"/>
-          <w:szCs w:val="24"/>
-        </w:rPr>
-        <w:t xml:space="preserve"> de Logistica</w:t>
+        <w:t>Encargado de Logistica</w:t>
       </w:r>
       <w:r>
         <w:rPr>
@@ -1072,36 +956,8 @@
           <w:sz w:val="24"/>
           <w:szCs w:val="24"/>
         </w:rPr>
-        <w:t xml:space="preserve">3. </w:t>
+        <w:t>3. Flujo de Eventos</w:t>
       </w:r>
-      <w:proofErr w:type="spellStart"/>
-      <w:r>
-        <w:rPr>
-          <w:rFonts w:cs="Arial"/>
-          <w:sz w:val="24"/>
-          <w:szCs w:val="24"/>
-        </w:rPr>
-        <w:t>Flujo</w:t>
-      </w:r>
-      <w:proofErr w:type="spellEnd"/>
-      <w:r>
-        <w:rPr>
-          <w:rFonts w:cs="Arial"/>
-          <w:sz w:val="24"/>
-          <w:szCs w:val="24"/>
-        </w:rPr>
-        <w:t xml:space="preserve"> de </w:t>
-      </w:r>
-      <w:proofErr w:type="spellStart"/>
-      <w:r>
-        <w:rPr>
-          <w:rFonts w:cs="Arial"/>
-          <w:sz w:val="24"/>
-          <w:szCs w:val="24"/>
-        </w:rPr>
-        <w:t>Eventos</w:t>
-      </w:r>
-      <w:proofErr w:type="spellEnd"/>
     </w:p>
     <w:p>
       <w:pPr>
@@ -1112,34 +968,14 @@
           <w:szCs w:val="24"/>
         </w:rPr>
       </w:pPr>
-      <w:proofErr w:type="spellStart"/>
       <w:r>
         <w:rPr>
           <w:rFonts w:cs="Arial"/>
           <w:sz w:val="24"/>
           <w:szCs w:val="24"/>
         </w:rPr>
-        <w:t>Flujo</w:t>
+        <w:t>Flujo Básico</w:t>
       </w:r>
-      <w:proofErr w:type="spellEnd"/>
-      <w:r>
-        <w:rPr>
-          <w:rFonts w:cs="Arial"/>
-          <w:sz w:val="24"/>
-          <w:szCs w:val="24"/>
-        </w:rPr>
-        <w:t xml:space="preserve"> </w:t>
-      </w:r>
-      <w:proofErr w:type="spellStart"/>
-      <w:r>
-        <w:rPr>
-          <w:rFonts w:cs="Arial"/>
-          <w:sz w:val="24"/>
-          <w:szCs w:val="24"/>
-        </w:rPr>
-        <w:t>Básico</w:t>
-      </w:r>
-      <w:proofErr w:type="spellEnd"/>
     </w:p>
     <w:p>
       <w:pPr>
@@ -1161,97 +997,15 @@
           <w:sz w:val="24"/>
           <w:szCs w:val="24"/>
         </w:rPr>
-        <w:t xml:space="preserve">El </w:t>
+        <w:t xml:space="preserve">El E.Logistica </w:t>
       </w:r>
-      <w:proofErr w:type="spellStart"/>
       <w:r>
         <w:rPr>
           <w:rFonts w:ascii="Arial" w:hAnsi="Arial" w:cs="Arial"/>
           <w:sz w:val="24"/>
           <w:szCs w:val="24"/>
         </w:rPr>
-        <w:t>E.Logistica</w:t>
-      </w:r>
-      <w:proofErr w:type="spellEnd"/>
-      <w:r>
-        <w:rPr>
-          <w:rFonts w:ascii="Arial" w:hAnsi="Arial" w:cs="Arial"/>
-          <w:sz w:val="24"/>
-          <w:szCs w:val="24"/>
-        </w:rPr>
-        <w:t xml:space="preserve"> </w:t>
-      </w:r>
-      <w:proofErr w:type="spellStart"/>
-      <w:r>
-        <w:rPr>
-          <w:rFonts w:ascii="Arial" w:hAnsi="Arial" w:cs="Arial"/>
-          <w:sz w:val="24"/>
-          <w:szCs w:val="24"/>
-        </w:rPr>
-        <w:t>modifica</w:t>
-      </w:r>
-      <w:proofErr w:type="spellEnd"/>
-      <w:r>
-        <w:rPr>
-          <w:rFonts w:ascii="Arial" w:hAnsi="Arial" w:cs="Arial"/>
-          <w:sz w:val="24"/>
-          <w:szCs w:val="24"/>
-        </w:rPr>
-        <w:t xml:space="preserve"> </w:t>
-      </w:r>
-      <w:proofErr w:type="spellStart"/>
-      <w:r>
-        <w:rPr>
-          <w:rFonts w:ascii="Arial" w:hAnsi="Arial" w:cs="Arial"/>
-          <w:sz w:val="24"/>
-          <w:szCs w:val="24"/>
-        </w:rPr>
-        <w:t>los</w:t>
-      </w:r>
-      <w:proofErr w:type="spellEnd"/>
-      <w:r>
-        <w:rPr>
-          <w:rFonts w:ascii="Arial" w:hAnsi="Arial" w:cs="Arial"/>
-          <w:sz w:val="24"/>
-          <w:szCs w:val="24"/>
-        </w:rPr>
-        <w:t xml:space="preserve"> </w:t>
-      </w:r>
-      <w:proofErr w:type="spellStart"/>
-      <w:r>
-        <w:rPr>
-          <w:rFonts w:ascii="Arial" w:hAnsi="Arial" w:cs="Arial"/>
-          <w:sz w:val="24"/>
-          <w:szCs w:val="24"/>
-        </w:rPr>
-        <w:t>repuestos</w:t>
-      </w:r>
-      <w:proofErr w:type="spellEnd"/>
-      <w:r>
-        <w:rPr>
-          <w:rFonts w:ascii="Arial" w:hAnsi="Arial" w:cs="Arial"/>
-          <w:sz w:val="24"/>
-          <w:szCs w:val="24"/>
-        </w:rPr>
-        <w:t xml:space="preserve"> </w:t>
-      </w:r>
-      <w:proofErr w:type="spellStart"/>
-      <w:r>
-        <w:rPr>
-          <w:rFonts w:ascii="Arial" w:hAnsi="Arial" w:cs="Arial"/>
-          <w:sz w:val="24"/>
-          <w:szCs w:val="24"/>
-        </w:rPr>
-        <w:t>registrados</w:t>
-      </w:r>
-      <w:proofErr w:type="spellEnd"/>
-      <w:r>
-        <w:rPr>
-          <w:rFonts w:ascii="Arial" w:hAnsi="Arial" w:cs="Arial"/>
-          <w:sz w:val="24"/>
-          <w:szCs w:val="24"/>
-        </w:rPr>
-        <w:t xml:space="preserve">. </w:t>
+        <w:t>se encuentra en la Interfaz Listar Repuestos</w:t>
       </w:r>
     </w:p>
     <w:p>
@@ -1274,69 +1028,7 @@
           <w:sz w:val="24"/>
           <w:szCs w:val="24"/>
         </w:rPr>
-        <w:t xml:space="preserve">El </w:t>
-      </w:r>
-      <w:proofErr w:type="spellStart"/>
-      <w:r>
-        <w:rPr>
-          <w:rFonts w:ascii="Arial" w:hAnsi="Arial" w:cs="Arial"/>
-          <w:sz w:val="24"/>
-          <w:szCs w:val="24"/>
-        </w:rPr>
-        <w:t>E.Logistica</w:t>
-      </w:r>
-      <w:proofErr w:type="spellEnd"/>
-      <w:r>
-        <w:rPr>
-          <w:rFonts w:ascii="Arial" w:hAnsi="Arial" w:cs="Arial"/>
-          <w:sz w:val="24"/>
-          <w:szCs w:val="24"/>
-        </w:rPr>
-        <w:t xml:space="preserve"> </w:t>
-      </w:r>
-      <w:proofErr w:type="spellStart"/>
-      <w:r>
-        <w:rPr>
-          <w:rFonts w:ascii="Arial" w:hAnsi="Arial" w:cs="Arial"/>
-          <w:sz w:val="24"/>
-          <w:szCs w:val="24"/>
-        </w:rPr>
-        <w:t>selecciona</w:t>
-      </w:r>
-      <w:proofErr w:type="spellEnd"/>
-      <w:r>
-        <w:rPr>
-          <w:rFonts w:ascii="Arial" w:hAnsi="Arial" w:cs="Arial"/>
-          <w:sz w:val="24"/>
-          <w:szCs w:val="24"/>
-        </w:rPr>
-        <w:t xml:space="preserve"> “</w:t>
-      </w:r>
-      <w:proofErr w:type="spellStart"/>
-      <w:r>
-        <w:rPr>
-          <w:rFonts w:ascii="Arial" w:hAnsi="Arial" w:cs="Arial"/>
-          <w:sz w:val="24"/>
-          <w:szCs w:val="24"/>
-        </w:rPr>
-        <w:t>actualizar</w:t>
-      </w:r>
-      <w:proofErr w:type="spellEnd"/>
-      <w:r>
-        <w:rPr>
-          <w:rFonts w:ascii="Arial" w:hAnsi="Arial" w:cs="Arial"/>
-          <w:sz w:val="24"/>
-          <w:szCs w:val="24"/>
-        </w:rPr>
-        <w:t>”</w:t>
-      </w:r>
-      <w:r>
-        <w:rPr>
-          <w:rFonts w:ascii="Arial" w:hAnsi="Arial" w:cs="Arial"/>
-          <w:sz w:val="24"/>
-          <w:szCs w:val="24"/>
-        </w:rPr>
-        <w:t xml:space="preserve">. </w:t>
+        <w:t>El E.Logistica selecciona “ i ”.</w:t>
       </w:r>
     </w:p>
     <w:p>
@@ -1359,7 +1051,30 @@
           <w:sz w:val="24"/>
           <w:szCs w:val="24"/>
         </w:rPr>
-        <w:t xml:space="preserve">El </w:t>
+        <w:t>El E.Logistica accede a la interfaz Verificar Repuestos.</w:t>
+      </w:r>
+    </w:p>
+    <w:p>
+      <w:pPr>
+        <w:widowControl/>
+        <w:numPr>
+          <w:ilvl w:val="0"/>
+          <w:numId w:val="41"/>
+        </w:numPr>
+        <w:spacing w:before="100" w:beforeAutospacing="1" w:after="100" w:afterAutospacing="1" w:line="240" w:lineRule="auto"/>
+        <w:rPr>
+          <w:rFonts w:ascii="Arial" w:hAnsi="Arial" w:cs="Arial"/>
+          <w:sz w:val="24"/>
+          <w:szCs w:val="24"/>
+        </w:rPr>
+      </w:pPr>
+      <w:r>
+        <w:rPr>
+          <w:rFonts w:ascii="Arial" w:hAnsi="Arial" w:cs="Arial"/>
+          <w:sz w:val="24"/>
+          <w:szCs w:val="24"/>
+        </w:rPr>
+        <w:t>El E.Logistica modifica los repuestos registrados.</w:t>
       </w:r>
       <w:r>
         <w:rPr>
@@ -1367,72 +1082,31 @@
           <w:sz w:val="24"/>
           <w:szCs w:val="24"/>
         </w:rPr>
-        <w:t xml:space="preserve">Sistema </w:t>
-      </w:r>
-      <w:proofErr w:type="spellStart"/>
-      <w:r>
-        <w:rPr>
-          <w:rFonts w:ascii="Arial" w:hAnsi="Arial" w:cs="Arial"/>
-          <w:sz w:val="24"/>
-          <w:szCs w:val="24"/>
-        </w:rPr>
-        <w:t>actualiza</w:t>
-      </w:r>
-      <w:proofErr w:type="spellEnd"/>
-      <w:r>
-        <w:rPr>
-          <w:rFonts w:ascii="Arial" w:hAnsi="Arial" w:cs="Arial"/>
-          <w:sz w:val="24"/>
-          <w:szCs w:val="24"/>
-        </w:rPr>
         <w:t xml:space="preserve"> </w:t>
       </w:r>
-      <w:proofErr w:type="spellStart"/>
+    </w:p>
+    <w:p>
+      <w:pPr>
+        <w:widowControl/>
+        <w:numPr>
+          <w:ilvl w:val="0"/>
+          <w:numId w:val="41"/>
+        </w:numPr>
+        <w:spacing w:before="100" w:beforeAutospacing="1" w:after="100" w:afterAutospacing="1" w:line="240" w:lineRule="auto"/>
+        <w:rPr>
+          <w:rFonts w:ascii="Arial" w:hAnsi="Arial" w:cs="Arial"/>
+          <w:sz w:val="24"/>
+          <w:szCs w:val="24"/>
+        </w:rPr>
+      </w:pPr>
       <w:r>
         <w:rPr>
           <w:rFonts w:ascii="Arial" w:hAnsi="Arial" w:cs="Arial"/>
           <w:sz w:val="24"/>
           <w:szCs w:val="24"/>
         </w:rPr>
-        <w:t>los</w:t>
+        <w:t>El E.Logistica selecciona “actualizar”</w:t>
       </w:r>
-      <w:proofErr w:type="spellEnd"/>
-      <w:r>
-        <w:rPr>
-          <w:rFonts w:ascii="Arial" w:hAnsi="Arial" w:cs="Arial"/>
-          <w:sz w:val="24"/>
-          <w:szCs w:val="24"/>
-        </w:rPr>
-        <w:t xml:space="preserve"> </w:t>
-      </w:r>
-      <w:proofErr w:type="spellStart"/>
-      <w:r>
-        <w:rPr>
-          <w:rFonts w:ascii="Arial" w:hAnsi="Arial" w:cs="Arial"/>
-          <w:sz w:val="24"/>
-          <w:szCs w:val="24"/>
-        </w:rPr>
-        <w:t>datos</w:t>
-      </w:r>
-      <w:proofErr w:type="spellEnd"/>
-      <w:r>
-        <w:rPr>
-          <w:rFonts w:ascii="Arial" w:hAnsi="Arial" w:cs="Arial"/>
-          <w:sz w:val="24"/>
-          <w:szCs w:val="24"/>
-        </w:rPr>
-        <w:t xml:space="preserve"> del </w:t>
-      </w:r>
-      <w:proofErr w:type="spellStart"/>
-      <w:r>
-        <w:rPr>
-          <w:rFonts w:ascii="Arial" w:hAnsi="Arial" w:cs="Arial"/>
-          <w:sz w:val="24"/>
-          <w:szCs w:val="24"/>
-        </w:rPr>
-        <w:t>repuesto</w:t>
-      </w:r>
-      <w:proofErr w:type="spellEnd"/>
       <w:r>
         <w:rPr>
           <w:rFonts w:ascii="Arial" w:hAnsi="Arial" w:cs="Arial"/>
@@ -1444,34 +1118,63 @@
     </w:p>
     <w:p>
       <w:pPr>
-        <w:pStyle w:val="Ttulo3"/>
-        <w:rPr>
-          <w:rFonts w:cs="Arial"/>
-          <w:sz w:val="24"/>
-          <w:szCs w:val="24"/>
-        </w:rPr>
-      </w:pPr>
-      <w:proofErr w:type="spellStart"/>
+        <w:widowControl/>
+        <w:numPr>
+          <w:ilvl w:val="0"/>
+          <w:numId w:val="41"/>
+        </w:numPr>
+        <w:spacing w:before="100" w:beforeAutospacing="1" w:after="100" w:afterAutospacing="1" w:line="240" w:lineRule="auto"/>
+        <w:rPr>
+          <w:rFonts w:ascii="Arial" w:hAnsi="Arial" w:cs="Arial"/>
+          <w:sz w:val="24"/>
+          <w:szCs w:val="24"/>
+        </w:rPr>
+      </w:pPr>
       <w:r>
         <w:rPr>
-          <w:rFonts w:cs="Arial"/>
-          <w:sz w:val="24"/>
-          <w:szCs w:val="24"/>
-        </w:rPr>
-        <w:t>Flujo</w:t>
+          <w:rFonts w:ascii="Arial" w:hAnsi="Arial" w:cs="Arial"/>
+          <w:sz w:val="24"/>
+          <w:szCs w:val="24"/>
+        </w:rPr>
+        <w:t xml:space="preserve">El </w:t>
       </w:r>
-      <w:proofErr w:type="spellEnd"/>
       <w:r>
         <w:rPr>
-          <w:rFonts w:cs="Arial"/>
-          <w:sz w:val="24"/>
-          <w:szCs w:val="24"/>
-        </w:rPr>
-        <w:t xml:space="preserve"> Alternativo</w:t>
+          <w:rFonts w:ascii="Arial" w:hAnsi="Arial" w:cs="Arial"/>
+          <w:sz w:val="24"/>
+          <w:szCs w:val="24"/>
+        </w:rPr>
+        <w:t>Sistema actualiza los datos del repuesto</w:t>
+      </w:r>
+      <w:r>
+        <w:rPr>
+          <w:rFonts w:ascii="Arial" w:hAnsi="Arial" w:cs="Arial"/>
+          <w:sz w:val="24"/>
+          <w:szCs w:val="24"/>
+        </w:rPr>
+        <w:t xml:space="preserve">. </w:t>
       </w:r>
     </w:p>
     <w:p>
       <w:pPr>
+        <w:pStyle w:val="Ttulo3"/>
+        <w:rPr>
+          <w:rFonts w:cs="Arial"/>
+          <w:sz w:val="24"/>
+          <w:szCs w:val="24"/>
+        </w:rPr>
+      </w:pPr>
+      <w:r>
+        <w:rPr>
+          <w:rFonts w:cs="Arial"/>
+          <w:sz w:val="24"/>
+          <w:szCs w:val="24"/>
+        </w:rPr>
+        <w:t>Flujo Alternativo</w:t>
+      </w:r>
+    </w:p>
+    <w:p>
+      <w:pPr>
         <w:pStyle w:val="NormalWeb"/>
         <w:rPr>
           <w:rFonts w:ascii="Arial" w:hAnsi="Arial" w:cs="Arial"/>
@@ -1484,31 +1187,13 @@
         </w:rPr>
         <w:t xml:space="preserve">FA1: </w:t>
       </w:r>
-      <w:proofErr w:type="spellStart"/>
       <w:r>
         <w:rPr>
           <w:rStyle w:val="Textoennegrita"/>
           <w:rFonts w:ascii="Arial" w:hAnsi="Arial" w:cs="Arial"/>
         </w:rPr>
-        <w:t>Repuesto</w:t>
+        <w:t>Repuesto Existente</w:t>
       </w:r>
-      <w:proofErr w:type="spellEnd"/>
-      <w:r>
-        <w:rPr>
-          <w:rStyle w:val="Textoennegrita"/>
-          <w:rFonts w:ascii="Arial" w:hAnsi="Arial" w:cs="Arial"/>
-        </w:rPr>
-        <w:t xml:space="preserve"> </w:t>
-      </w:r>
-      <w:proofErr w:type="spellStart"/>
-      <w:r>
-        <w:rPr>
-          <w:rStyle w:val="Textoennegrita"/>
-          <w:rFonts w:ascii="Arial" w:hAnsi="Arial" w:cs="Arial"/>
-        </w:rPr>
-        <w:t>Existente</w:t>
-      </w:r>
-      <w:proofErr w:type="spellEnd"/>
     </w:p>
     <w:p>
       <w:pPr>
@@ -1530,79 +1215,23 @@
           <w:sz w:val="24"/>
           <w:szCs w:val="24"/>
         </w:rPr>
-        <w:t xml:space="preserve">El </w:t>
+        <w:t>El sistema detecta</w:t>
       </w:r>
-      <w:proofErr w:type="spellStart"/>
       <w:r>
         <w:rPr>
           <w:rFonts w:ascii="Arial" w:hAnsi="Arial" w:cs="Arial"/>
           <w:sz w:val="24"/>
           <w:szCs w:val="24"/>
         </w:rPr>
-        <w:t>sistema</w:t>
+        <w:t xml:space="preserve"> Codigo</w:t>
       </w:r>
-      <w:proofErr w:type="spellEnd"/>
       <w:r>
         <w:rPr>
           <w:rFonts w:ascii="Arial" w:hAnsi="Arial" w:cs="Arial"/>
           <w:sz w:val="24"/>
           <w:szCs w:val="24"/>
         </w:rPr>
-        <w:t xml:space="preserve"> </w:t>
-      </w:r>
-      <w:proofErr w:type="spellStart"/>
-      <w:r>
-        <w:rPr>
-          <w:rFonts w:ascii="Arial" w:hAnsi="Arial" w:cs="Arial"/>
-          <w:sz w:val="24"/>
-          <w:szCs w:val="24"/>
-        </w:rPr>
-        <w:t>detecta</w:t>
-      </w:r>
-      <w:proofErr w:type="spellEnd"/>
-      <w:r>
-        <w:rPr>
-          <w:rFonts w:ascii="Arial" w:hAnsi="Arial" w:cs="Arial"/>
-          <w:sz w:val="24"/>
-          <w:szCs w:val="24"/>
-        </w:rPr>
-        <w:t xml:space="preserve"> </w:t>
-      </w:r>
-      <w:proofErr w:type="spellStart"/>
-      <w:r>
-        <w:rPr>
-          <w:rFonts w:ascii="Arial" w:hAnsi="Arial" w:cs="Arial"/>
-          <w:sz w:val="24"/>
-          <w:szCs w:val="24"/>
-        </w:rPr>
-        <w:t>Codigo</w:t>
-      </w:r>
-      <w:proofErr w:type="spellEnd"/>
-      <w:r>
-        <w:rPr>
-          <w:rFonts w:ascii="Arial" w:hAnsi="Arial" w:cs="Arial"/>
-          <w:sz w:val="24"/>
-          <w:szCs w:val="24"/>
-        </w:rPr>
-        <w:t xml:space="preserve"> </w:t>
-      </w:r>
-      <w:proofErr w:type="spellStart"/>
-      <w:r>
-        <w:rPr>
-          <w:rFonts w:ascii="Arial" w:hAnsi="Arial" w:cs="Arial"/>
-          <w:sz w:val="24"/>
-          <w:szCs w:val="24"/>
-        </w:rPr>
-        <w:t>registrado</w:t>
-      </w:r>
-      <w:proofErr w:type="spellEnd"/>
-      <w:r>
-        <w:rPr>
-          <w:rFonts w:ascii="Arial" w:hAnsi="Arial" w:cs="Arial"/>
-          <w:sz w:val="24"/>
-          <w:szCs w:val="24"/>
-        </w:rPr>
-        <w:t xml:space="preserve">. </w:t>
+        <w:t xml:space="preserve"> registrado. </w:t>
       </w:r>
     </w:p>
     <w:p>
@@ -1619,41 +1248,13 @@
           <w:szCs w:val="24"/>
         </w:rPr>
       </w:pPr>
-      <w:proofErr w:type="spellStart"/>
       <w:r>
         <w:rPr>
           <w:rFonts w:ascii="Arial" w:hAnsi="Arial" w:cs="Arial"/>
           <w:sz w:val="24"/>
           <w:szCs w:val="24"/>
         </w:rPr>
-        <w:t>Muestra</w:t>
-      </w:r>
-      <w:proofErr w:type="spellEnd"/>
-      <w:r>
-        <w:rPr>
-          <w:rFonts w:ascii="Arial" w:hAnsi="Arial" w:cs="Arial"/>
-          <w:sz w:val="24"/>
-          <w:szCs w:val="24"/>
-        </w:rPr>
-        <w:t xml:space="preserve"> </w:t>
-      </w:r>
-      <w:proofErr w:type="spellStart"/>
-      <w:r>
-        <w:rPr>
-          <w:rFonts w:ascii="Arial" w:hAnsi="Arial" w:cs="Arial"/>
-          <w:sz w:val="24"/>
-          <w:szCs w:val="24"/>
-        </w:rPr>
-        <w:t>advertencia</w:t>
-      </w:r>
-      <w:proofErr w:type="spellEnd"/>
-      <w:r>
-        <w:rPr>
-          <w:rFonts w:ascii="Arial" w:hAnsi="Arial" w:cs="Arial"/>
-          <w:sz w:val="24"/>
-          <w:szCs w:val="24"/>
-        </w:rPr>
-        <w:t xml:space="preserve">. </w:t>
+        <w:t xml:space="preserve">Muestra advertencia. </w:t>
       </w:r>
     </w:p>
     <w:p>
@@ -1678,7 +1279,6 @@
         </w:rPr>
         <w:t xml:space="preserve">Cancela </w:t>
       </w:r>
-      <w:proofErr w:type="spellStart"/>
       <w:r>
         <w:rPr>
           <w:rFonts w:ascii="Arial" w:hAnsi="Arial" w:cs="Arial"/>
@@ -1687,7 +1287,6 @@
         </w:rPr>
         <w:t>actualizacion</w:t>
       </w:r>
-      <w:proofErr w:type="spellEnd"/>
       <w:r>
         <w:rPr>
           <w:rFonts w:ascii="Arial" w:hAnsi="Arial" w:cs="Arial"/>
@@ -1712,18 +1311,8 @@
           <w:sz w:val="24"/>
           <w:szCs w:val="24"/>
         </w:rPr>
-        <w:t xml:space="preserve">4. </w:t>
+        <w:t>4. Subflujos</w:t>
       </w:r>
-      <w:proofErr w:type="spellStart"/>
-      <w:r>
-        <w:rPr>
-          <w:rFonts w:cs="Arial"/>
-          <w:sz w:val="24"/>
-          <w:szCs w:val="24"/>
-        </w:rPr>
-        <w:t>Subflujos</w:t>
-      </w:r>
-      <w:proofErr w:type="spellEnd"/>
     </w:p>
     <w:p>
       <w:pPr>
@@ -1742,34 +1331,14 @@
         </w:rPr>
         <w:t xml:space="preserve">SF1: </w:t>
       </w:r>
-      <w:proofErr w:type="spellStart"/>
       <w:r>
         <w:rPr>
           <w:rFonts w:cs="Arial"/>
           <w:sz w:val="24"/>
           <w:szCs w:val="24"/>
         </w:rPr>
-        <w:t>Verificar</w:t>
+        <w:t>Verificar Repuesto</w:t>
       </w:r>
-      <w:proofErr w:type="spellEnd"/>
-      <w:r>
-        <w:rPr>
-          <w:rFonts w:cs="Arial"/>
-          <w:sz w:val="24"/>
-          <w:szCs w:val="24"/>
-        </w:rPr>
-        <w:t xml:space="preserve"> </w:t>
-      </w:r>
-      <w:proofErr w:type="spellStart"/>
-      <w:r>
-        <w:rPr>
-          <w:rFonts w:cs="Arial"/>
-          <w:sz w:val="24"/>
-          <w:szCs w:val="24"/>
-        </w:rPr>
-        <w:t>Repuesto</w:t>
-      </w:r>
-      <w:proofErr w:type="spellEnd"/>
     </w:p>
     <w:p>
       <w:pPr>
@@ -1785,23 +1354,13 @@
           <w:szCs w:val="24"/>
         </w:rPr>
       </w:pPr>
-      <w:proofErr w:type="spellStart"/>
       <w:r>
         <w:rPr>
           <w:rFonts w:ascii="Arial" w:hAnsi="Arial" w:cs="Arial"/>
           <w:sz w:val="24"/>
           <w:szCs w:val="24"/>
         </w:rPr>
-        <w:t>Verificar</w:t>
-      </w:r>
-      <w:proofErr w:type="spellEnd"/>
-      <w:r>
-        <w:rPr>
-          <w:rFonts w:ascii="Arial" w:hAnsi="Arial" w:cs="Arial"/>
-          <w:sz w:val="24"/>
-          <w:szCs w:val="24"/>
-        </w:rPr>
-        <w:t xml:space="preserve"> </w:t>
+        <w:t xml:space="preserve">Verificar </w:t>
       </w:r>
       <w:r>
         <w:rPr>
@@ -1834,41 +1393,13 @@
           <w:szCs w:val="24"/>
         </w:rPr>
       </w:pPr>
-      <w:proofErr w:type="spellStart"/>
       <w:r>
         <w:rPr>
           <w:rFonts w:ascii="Arial" w:hAnsi="Arial" w:cs="Arial"/>
           <w:sz w:val="24"/>
           <w:szCs w:val="24"/>
         </w:rPr>
-        <w:t>Verificar</w:t>
-      </w:r>
-      <w:proofErr w:type="spellEnd"/>
-      <w:r>
-        <w:rPr>
-          <w:rFonts w:ascii="Arial" w:hAnsi="Arial" w:cs="Arial"/>
-          <w:sz w:val="24"/>
-          <w:szCs w:val="24"/>
-        </w:rPr>
-        <w:t xml:space="preserve"> campos </w:t>
-      </w:r>
-      <w:proofErr w:type="spellStart"/>
-      <w:r>
-        <w:rPr>
-          <w:rFonts w:ascii="Arial" w:hAnsi="Arial" w:cs="Arial"/>
-          <w:sz w:val="24"/>
-          <w:szCs w:val="24"/>
-        </w:rPr>
-        <w:t>obligatorios</w:t>
-      </w:r>
-      <w:proofErr w:type="spellEnd"/>
-      <w:r>
-        <w:rPr>
-          <w:rFonts w:ascii="Arial" w:hAnsi="Arial" w:cs="Arial"/>
-          <w:sz w:val="24"/>
-          <w:szCs w:val="24"/>
-        </w:rPr>
-        <w:t xml:space="preserve">. </w:t>
+        <w:t xml:space="preserve">Verificar campos obligatorios. </w:t>
       </w:r>
     </w:p>
     <w:p>
@@ -1885,68 +1416,13 @@
           <w:szCs w:val="24"/>
         </w:rPr>
       </w:pPr>
-      <w:proofErr w:type="spellStart"/>
       <w:r>
         <w:rPr>
           <w:rFonts w:ascii="Arial" w:hAnsi="Arial" w:cs="Arial"/>
           <w:sz w:val="24"/>
           <w:szCs w:val="24"/>
         </w:rPr>
-        <w:t>Verifica</w:t>
-      </w:r>
-      <w:proofErr w:type="spellEnd"/>
-      <w:r>
-        <w:rPr>
-          <w:rFonts w:ascii="Arial" w:hAnsi="Arial" w:cs="Arial"/>
-          <w:sz w:val="24"/>
-          <w:szCs w:val="24"/>
-        </w:rPr>
-        <w:t xml:space="preserve"> </w:t>
-      </w:r>
-      <w:proofErr w:type="spellStart"/>
-      <w:r>
-        <w:rPr>
-          <w:rFonts w:ascii="Arial" w:hAnsi="Arial" w:cs="Arial"/>
-          <w:sz w:val="24"/>
-          <w:szCs w:val="24"/>
-        </w:rPr>
-        <w:t>cambios</w:t>
-      </w:r>
-      <w:proofErr w:type="spellEnd"/>
-      <w:r>
-        <w:rPr>
-          <w:rFonts w:ascii="Arial" w:hAnsi="Arial" w:cs="Arial"/>
-          <w:sz w:val="24"/>
-          <w:szCs w:val="24"/>
-        </w:rPr>
-        <w:t xml:space="preserve"> </w:t>
-      </w:r>
-      <w:proofErr w:type="spellStart"/>
-      <w:r>
-        <w:rPr>
-          <w:rFonts w:ascii="Arial" w:hAnsi="Arial" w:cs="Arial"/>
-          <w:sz w:val="24"/>
-          <w:szCs w:val="24"/>
-        </w:rPr>
-        <w:t>respecto</w:t>
-      </w:r>
-      <w:proofErr w:type="spellEnd"/>
-      <w:r>
-        <w:rPr>
-          <w:rFonts w:ascii="Arial" w:hAnsi="Arial" w:cs="Arial"/>
-          <w:sz w:val="24"/>
-          <w:szCs w:val="24"/>
-        </w:rPr>
-        <w:t xml:space="preserve"> antes de que fuera </w:t>
-      </w:r>
-      <w:proofErr w:type="spellStart"/>
-      <w:r>
-        <w:rPr>
-          <w:rFonts w:ascii="Arial" w:hAnsi="Arial" w:cs="Arial"/>
-          <w:sz w:val="24"/>
-          <w:szCs w:val="24"/>
-        </w:rPr>
-        <w:t>reemplazad</w:t>
+        <w:t>Verifica cambios respecto antes de que fuera reemplazad</w:t>
       </w:r>
       <w:r>
         <w:rPr>
@@ -1954,16 +1430,7 @@
           <w:sz w:val="24"/>
           <w:szCs w:val="24"/>
         </w:rPr>
-        <w:t>o</w:t>
-      </w:r>
-      <w:proofErr w:type="spellEnd"/>
-      <w:r>
-        <w:rPr>
-          <w:rFonts w:ascii="Arial" w:hAnsi="Arial" w:cs="Arial"/>
-          <w:sz w:val="24"/>
-          <w:szCs w:val="24"/>
-        </w:rPr>
-        <w:t>.</w:t>
+        <w:t>o.</w:t>
       </w:r>
     </w:p>
     <w:p>
@@ -1981,18 +1448,8 @@
           <w:sz w:val="24"/>
           <w:szCs w:val="24"/>
         </w:rPr>
-        <w:t xml:space="preserve">5. </w:t>
+        <w:t>5. Precondiciones</w:t>
       </w:r>
-      <w:proofErr w:type="spellStart"/>
-      <w:r>
-        <w:rPr>
-          <w:rFonts w:cs="Arial"/>
-          <w:sz w:val="24"/>
-          <w:szCs w:val="24"/>
-        </w:rPr>
-        <w:t>Precondiciones</w:t>
-      </w:r>
-      <w:proofErr w:type="spellEnd"/>
     </w:p>
     <w:p>
       <w:pPr>
@@ -2008,7 +1465,6 @@
           <w:szCs w:val="24"/>
         </w:rPr>
       </w:pPr>
-      <w:proofErr w:type="spellStart"/>
       <w:r>
         <w:rPr>
           <w:rFonts w:ascii="Arial" w:hAnsi="Arial" w:cs="Arial"/>
@@ -2017,25 +1473,14 @@
         </w:rPr>
         <w:t>Repuesto</w:t>
       </w:r>
-      <w:proofErr w:type="spellEnd"/>
       <w:r>
         <w:rPr>
           <w:rFonts w:ascii="Arial" w:hAnsi="Arial" w:cs="Arial"/>
           <w:sz w:val="24"/>
           <w:szCs w:val="24"/>
         </w:rPr>
-        <w:t xml:space="preserve"> </w:t>
+        <w:t xml:space="preserve"> registrado</w:t>
       </w:r>
-      <w:proofErr w:type="spellStart"/>
-      <w:r>
-        <w:rPr>
-          <w:rFonts w:ascii="Arial" w:hAnsi="Arial" w:cs="Arial"/>
-          <w:sz w:val="24"/>
-          <w:szCs w:val="24"/>
-        </w:rPr>
-        <w:t>registrado</w:t>
-      </w:r>
-      <w:proofErr w:type="spellEnd"/>
       <w:r>
         <w:rPr>
           <w:rFonts w:ascii="Arial" w:hAnsi="Arial" w:cs="Arial"/>
@@ -2060,18 +1505,8 @@
           <w:sz w:val="24"/>
           <w:szCs w:val="24"/>
         </w:rPr>
-        <w:t xml:space="preserve">6. </w:t>
+        <w:t>6. Poscondiciones</w:t>
       </w:r>
-      <w:proofErr w:type="spellStart"/>
-      <w:r>
-        <w:rPr>
-          <w:rFonts w:cs="Arial"/>
-          <w:sz w:val="24"/>
-          <w:szCs w:val="24"/>
-        </w:rPr>
-        <w:t>Poscondiciones</w:t>
-      </w:r>
-      <w:proofErr w:type="spellEnd"/>
     </w:p>
     <w:p>
       <w:pPr>
@@ -2087,7 +1522,6 @@
           <w:szCs w:val="24"/>
         </w:rPr>
       </w:pPr>
-      <w:proofErr w:type="spellStart"/>
       <w:r>
         <w:rPr>
           <w:rFonts w:ascii="Arial" w:hAnsi="Arial" w:cs="Arial"/>
@@ -2096,7 +1530,6 @@
         </w:rPr>
         <w:t>Repuesto</w:t>
       </w:r>
-      <w:proofErr w:type="spellEnd"/>
       <w:r>
         <w:rPr>
           <w:rFonts w:ascii="Arial" w:hAnsi="Arial" w:cs="Arial"/>
@@ -2105,7 +1538,6 @@
         </w:rPr>
         <w:t xml:space="preserve"> </w:t>
       </w:r>
-      <w:proofErr w:type="spellStart"/>
       <w:r>
         <w:rPr>
           <w:rFonts w:ascii="Arial" w:hAnsi="Arial" w:cs="Arial"/>
@@ -2114,7 +1546,6 @@
         </w:rPr>
         <w:t>actualizado</w:t>
       </w:r>
-      <w:proofErr w:type="spellEnd"/>
       <w:r>
         <w:rPr>
           <w:rFonts w:ascii="Arial" w:hAnsi="Arial" w:cs="Arial"/>
@@ -2139,18 +1570,9 @@
           <w:sz w:val="24"/>
           <w:szCs w:val="24"/>
         </w:rPr>
-        <w:t xml:space="preserve">7. Puntos de </w:t>
+        <w:lastRenderedPageBreak/>
+        <w:t>7. Puntos de Extensión</w:t>
       </w:r>
-      <w:proofErr w:type="spellStart"/>
-      <w:r>
-        <w:rPr>
-          <w:rFonts w:cs="Arial"/>
-          <w:sz w:val="24"/>
-          <w:szCs w:val="24"/>
-        </w:rPr>
-        <w:t>Extensión</w:t>
-      </w:r>
-      <w:proofErr w:type="spellEnd"/>
     </w:p>
     <w:p>
       <w:pPr>
@@ -2166,7 +1588,6 @@
           <w:szCs w:val="24"/>
         </w:rPr>
       </w:pPr>
-      <w:proofErr w:type="spellStart"/>
       <w:r>
         <w:rPr>
           <w:rFonts w:ascii="Arial" w:hAnsi="Arial" w:cs="Arial"/>
@@ -2175,7 +1596,6 @@
         </w:rPr>
         <w:t>Cancelar</w:t>
       </w:r>
-      <w:proofErr w:type="spellEnd"/>
       <w:r>
         <w:rPr>
           <w:rFonts w:ascii="Arial" w:hAnsi="Arial" w:cs="Arial"/>
@@ -2200,26 +1620,7 @@
           <w:sz w:val="24"/>
           <w:szCs w:val="24"/>
         </w:rPr>
-        <w:lastRenderedPageBreak/>
-        <w:t xml:space="preserve">8. </w:t>
-      </w:r>
-      <w:proofErr w:type="spellStart"/>
-      <w:r>
-        <w:rPr>
-          <w:rFonts w:cs="Arial"/>
-          <w:sz w:val="24"/>
-          <w:szCs w:val="24"/>
-        </w:rPr>
-        <w:t>Requerimientos</w:t>
-      </w:r>
-      <w:proofErr w:type="spellEnd"/>
-      <w:r>
-        <w:rPr>
-          <w:rFonts w:cs="Arial"/>
-          <w:sz w:val="24"/>
-          <w:szCs w:val="24"/>
-        </w:rPr>
-        <w:t xml:space="preserve"> Especiales</w:t>
+        <w:t>8. Requerimientos Especiales</w:t>
       </w:r>
     </w:p>
     <w:p>
@@ -2250,25 +1651,7 @@
           <w:sz w:val="24"/>
           <w:szCs w:val="24"/>
         </w:rPr>
-        <w:t xml:space="preserve"> </w:t>
-      </w:r>
-      <w:proofErr w:type="spellStart"/>
-      <w:r>
-        <w:rPr>
-          <w:rFonts w:ascii="Arial" w:hAnsi="Arial" w:cs="Arial"/>
-          <w:sz w:val="24"/>
-          <w:szCs w:val="24"/>
-        </w:rPr>
-        <w:t>único</w:t>
-      </w:r>
-      <w:proofErr w:type="spellEnd"/>
-      <w:r>
-        <w:rPr>
-          <w:rFonts w:ascii="Arial" w:hAnsi="Arial" w:cs="Arial"/>
-          <w:sz w:val="24"/>
-          <w:szCs w:val="24"/>
-        </w:rPr>
-        <w:t xml:space="preserve">. </w:t>
+        <w:t xml:space="preserve"> único. </w:t>
       </w:r>
     </w:p>
     <w:p>
@@ -2286,18 +1669,8 @@
           <w:sz w:val="24"/>
           <w:szCs w:val="24"/>
         </w:rPr>
-        <w:t xml:space="preserve">9. </w:t>
+        <w:t>9. Prototipos</w:t>
       </w:r>
-      <w:proofErr w:type="spellStart"/>
-      <w:r>
-        <w:rPr>
-          <w:rFonts w:cs="Arial"/>
-          <w:sz w:val="24"/>
-          <w:szCs w:val="24"/>
-        </w:rPr>
-        <w:t>Prototipos</w:t>
-      </w:r>
-      <w:proofErr w:type="spellEnd"/>
     </w:p>
     <w:p>
       <w:pPr>
